--- a/20.12.2025 Raximov/1. Yetakchiga xat (174).docx
+++ b/20.12.2025 Raximov/1. Yetakchiga xat (174).docx
@@ -48,8 +48,6 @@
                 <w:lang w:val="en-US"/>
               </w:rPr>
             </w:pPr>
-            <w:bookmarkStart w:id="0" w:name="_GoBack"/>
-            <w:bookmarkEnd w:id="0"/>
             <w:r>
               <w:rPr>
                 <w:rFonts w:ascii="Times New Roman" w:hAnsi="Times New Roman" w:cs="Times New Roman"/>
@@ -61,6 +59,18 @@
                 <w:lang w:val="en-US"/>
               </w:rPr>
               <w:t>O‘zbekiston milliy pedagogika universit</w:t>
+            </w:r>
+            <w:r>
+              <w:rPr>
+                <w:rFonts w:ascii="Times New Roman" w:hAnsi="Times New Roman" w:cs="Times New Roman"/>
+                <w:b/>
+                <w:bCs/>
+                <w:noProof/>
+                <w:sz w:val="28"/>
+                <w:szCs w:val="28"/>
+                <w:lang w:val="en-US"/>
+              </w:rPr>
+              <w:t>eti</w:t>
             </w:r>
             <w:r>
               <w:rPr>
@@ -122,19 +132,7 @@
                 <w:szCs w:val="28"/>
                 <w:lang w:val="en-US"/>
               </w:rPr>
-              <w:t xml:space="preserve"> </w:t>
-            </w:r>
-            <w:r>
-              <w:rPr>
-                <w:rFonts w:ascii="Times New Roman" w:hAnsi="Times New Roman" w:cs="Times New Roman"/>
-                <w:b/>
-                <w:bCs/>
-                <w:noProof/>
-                <w:sz w:val="28"/>
-                <w:szCs w:val="28"/>
-                <w:lang w:val="en-US"/>
-              </w:rPr>
-              <w:t>Z</w:t>
+              <w:t xml:space="preserve"> Z</w:t>
             </w:r>
             <w:r>
               <w:rPr>
@@ -350,8 +348,10 @@
           <w:szCs w:val="28"/>
           <w:lang w:val="uz-Cyrl-UZ"/>
         </w:rPr>
-        <w:t>Baxodir Baxshulloyevich</w:t>
-      </w:r>
+        <w:t>Zafarjon Yashinovich</w:t>
+      </w:r>
+      <w:bookmarkStart w:id="0" w:name="_GoBack"/>
+      <w:bookmarkEnd w:id="0"/>
       <w:r>
         <w:rPr>
           <w:rFonts w:ascii="Times New Roman" w:hAnsi="Times New Roman" w:cs="Times New Roman"/>
